--- a/Ягупов_АО_отчет_ЛР1 (2).docx
+++ b/Ягупов_АО_отчет_ЛР1 (2).docx
@@ -1,6 +1,6 @@
 
 <file path=word/document.xml><?xml version="1.0" encoding="utf-8"?>
-<w:document xmlns:wpc="http://schemas.microsoft.com/office/word/2010/wordprocessingCanvas" xmlns:cx="http://schemas.microsoft.com/office/drawing/2014/chartex" xmlns:mc="http://schemas.openxmlformats.org/markup-compatibility/2006" xmlns:o="urn:schemas-microsoft-com:office:office" xmlns:r="http://schemas.openxmlformats.org/officeDocument/2006/relationships" xmlns:m="http://schemas.openxmlformats.org/officeDocument/2006/math" xmlns:v="urn:schemas-microsoft-com:vml" xmlns:wp14="http://schemas.microsoft.com/office/word/2010/wordprocessingDrawing" xmlns:wp="http://schemas.openxmlformats.org/drawingml/2006/wordprocessingDrawing" xmlns:w10="urn:schemas-microsoft-com:office:word" xmlns:w="http://schemas.openxmlformats.org/wordprocessingml/2006/main" xmlns:w14="http://schemas.microsoft.com/office/word/2010/wordml" xmlns:w15="http://schemas.microsoft.com/office/word/2012/wordml" xmlns:w16se="http://schemas.microsoft.com/office/word/2015/wordml/symex" xmlns:wpg="http://schemas.microsoft.com/office/word/2010/wordprocessingGroup" xmlns:wpi="http://schemas.microsoft.com/office/word/2010/wordprocessingInk" xmlns:wne="http://schemas.microsoft.com/office/word/2006/wordml" xmlns:wps="http://schemas.microsoft.com/office/word/2010/wordprocessingShape" mc:Ignorable="w14 w15 w16se wp14">
+<w:document xmlns:wpc="http://schemas.microsoft.com/office/word/2010/wordprocessingCanvas" xmlns:mc="http://schemas.openxmlformats.org/markup-compatibility/2006" xmlns:o="urn:schemas-microsoft-com:office:office" xmlns:r="http://schemas.openxmlformats.org/officeDocument/2006/relationships" xmlns:m="http://schemas.openxmlformats.org/officeDocument/2006/math" xmlns:v="urn:schemas-microsoft-com:vml" xmlns:wp14="http://schemas.microsoft.com/office/word/2010/wordprocessingDrawing" xmlns:wp="http://schemas.openxmlformats.org/drawingml/2006/wordprocessingDrawing" xmlns:w10="urn:schemas-microsoft-com:office:word" xmlns:w="http://schemas.openxmlformats.org/wordprocessingml/2006/main" xmlns:w14="http://schemas.microsoft.com/office/word/2010/wordml" xmlns:w15="http://schemas.microsoft.com/office/word/2012/wordml" xmlns:wpg="http://schemas.microsoft.com/office/word/2010/wordprocessingGroup" xmlns:wpi="http://schemas.microsoft.com/office/word/2010/wordprocessingInk" xmlns:wne="http://schemas.microsoft.com/office/word/2006/wordml" xmlns:wps="http://schemas.microsoft.com/office/word/2010/wordprocessingShape" mc:Ignorable="w14 w15 wp14">
   <w:body>
     <w:p>
       <w:pPr>
@@ -834,7 +834,7 @@
           <w:p>
             <w:pPr>
               <w:spacing w:after="0" w:line="240" w:lineRule="auto"/>
-              <w:ind w:firstLineChars="100" w:firstLine="280"/>
+              <w:ind w:firstLineChars="100" w:firstLine="281"/>
               <w:rPr>
                 <w:rFonts w:ascii="Arial" w:eastAsia="Times New Roman" w:hAnsi="Arial" w:cs="Arial"/>
                 <w:b/>
@@ -873,7 +873,7 @@
           <w:p>
             <w:pPr>
               <w:spacing w:after="0" w:line="240" w:lineRule="auto"/>
-              <w:ind w:firstLineChars="100" w:firstLine="280"/>
+              <w:ind w:firstLineChars="100" w:firstLine="281"/>
               <w:rPr>
                 <w:rFonts w:ascii="Arial" w:eastAsia="Times New Roman" w:hAnsi="Arial" w:cs="Arial"/>
                 <w:b/>
@@ -912,7 +912,7 @@
           <w:p>
             <w:pPr>
               <w:spacing w:after="0" w:line="240" w:lineRule="auto"/>
-              <w:ind w:firstLineChars="100" w:firstLine="280"/>
+              <w:ind w:firstLineChars="100" w:firstLine="281"/>
               <w:rPr>
                 <w:rFonts w:ascii="Arial" w:eastAsia="Times New Roman" w:hAnsi="Arial" w:cs="Arial"/>
                 <w:b/>
@@ -2605,21 +2605,21 @@
           <w:sz w:val="20"/>
         </w:rPr>
         <w:lastRenderedPageBreak/>
-        <w:t xml:space="preserve">    if </w:t>
+        <w:t xml:space="preserve">    </w:t>
       </w:r>
       <w:proofErr w:type="gramStart"/>
       <w:r>
         <w:rPr>
           <w:sz w:val="20"/>
         </w:rPr>
-        <w:t>minutes !</w:t>
+        <w:t>if</w:t>
       </w:r>
       <w:proofErr w:type="gramEnd"/>
       <w:r>
         <w:rPr>
           <w:sz w:val="20"/>
         </w:rPr>
-        <w:t>= 0:</w:t>
+        <w:t xml:space="preserve"> minutes != 0:</w:t>
       </w:r>
     </w:p>
     <w:p>
@@ -2958,6 +2958,7 @@
         </w:rPr>
       </w:pPr>
       <w:proofErr w:type="spellStart"/>
+      <w:proofErr w:type="gramStart"/>
       <w:r>
         <w:rPr>
           <w:sz w:val="20"/>
@@ -2965,6 +2966,7 @@
         <w:t>def</w:t>
       </w:r>
       <w:proofErr w:type="spellEnd"/>
+      <w:proofErr w:type="gramEnd"/>
       <w:r>
         <w:rPr>
           <w:sz w:val="20"/>
@@ -2976,28 +2978,14 @@
         <w:rPr>
           <w:sz w:val="20"/>
         </w:rPr>
-        <w:t>print_time_of_</w:t>
-      </w:r>
-      <w:proofErr w:type="gramStart"/>
-      <w:r>
-        <w:rPr>
-          <w:sz w:val="20"/>
-        </w:rPr>
-        <w:t>day</w:t>
+        <w:t>print_time_of_day</w:t>
       </w:r>
       <w:proofErr w:type="spellEnd"/>
       <w:r>
         <w:rPr>
           <w:sz w:val="20"/>
         </w:rPr>
-        <w:t>(</w:t>
-      </w:r>
-      <w:proofErr w:type="gramEnd"/>
-      <w:r>
-        <w:rPr>
-          <w:sz w:val="20"/>
-        </w:rPr>
-        <w:t>hours, minutes):</w:t>
+        <w:t>(hours, minutes):</w:t>
       </w:r>
     </w:p>
     <w:p>
@@ -3962,101 +3950,101 @@
         <w:rPr>
           <w:sz w:val="20"/>
         </w:rPr>
-        <w:t>input(</w:t>
+        <w:t>input()</w:t>
       </w:r>
       <w:proofErr w:type="gramEnd"/>
-      <w:r>
-        <w:rPr>
-          <w:sz w:val="20"/>
-        </w:rPr>
-        <w:t>)</w:t>
-      </w:r>
-    </w:p>
-    <w:p>
-      <w:pPr>
-        <w:pStyle w:val="a9"/>
-        <w:rPr>
-          <w:sz w:val="20"/>
-        </w:rPr>
-      </w:pPr>
-      <w:r>
-        <w:rPr>
-          <w:sz w:val="20"/>
-        </w:rPr>
-        <w:t xml:space="preserve">    parts = </w:t>
+    </w:p>
+    <w:p>
+      <w:pPr>
+        <w:pStyle w:val="a9"/>
+        <w:rPr>
+          <w:sz w:val="20"/>
+        </w:rPr>
+      </w:pPr>
+      <w:r>
+        <w:rPr>
+          <w:sz w:val="20"/>
+        </w:rPr>
+        <w:t xml:space="preserve">    </w:t>
+      </w:r>
+      <w:proofErr w:type="gramStart"/>
+      <w:r>
+        <w:rPr>
+          <w:sz w:val="20"/>
+        </w:rPr>
+        <w:t>parts</w:t>
+      </w:r>
+      <w:proofErr w:type="gramEnd"/>
+      <w:r>
+        <w:rPr>
+          <w:sz w:val="20"/>
+        </w:rPr>
+        <w:t xml:space="preserve"> = </w:t>
       </w:r>
       <w:proofErr w:type="spellStart"/>
       <w:r>
         <w:rPr>
           <w:sz w:val="20"/>
         </w:rPr>
-        <w:t>input_</w:t>
+        <w:t>input_line.split</w:t>
+      </w:r>
+      <w:proofErr w:type="spellEnd"/>
+      <w:r>
+        <w:rPr>
+          <w:sz w:val="20"/>
+        </w:rPr>
+        <w:t>()</w:t>
+      </w:r>
+    </w:p>
+    <w:p>
+      <w:pPr>
+        <w:pStyle w:val="a9"/>
+        <w:rPr>
+          <w:sz w:val="20"/>
+        </w:rPr>
+      </w:pPr>
+    </w:p>
+    <w:p>
+      <w:pPr>
+        <w:pStyle w:val="a9"/>
+        <w:rPr>
+          <w:sz w:val="20"/>
+          <w:lang w:val="ru-RU"/>
+        </w:rPr>
+      </w:pPr>
+      <w:r>
+        <w:rPr>
+          <w:sz w:val="20"/>
+        </w:rPr>
+        <w:t xml:space="preserve">    </w:t>
       </w:r>
       <w:proofErr w:type="gramStart"/>
       <w:r>
         <w:rPr>
           <w:sz w:val="20"/>
         </w:rPr>
-        <w:t>line.split</w:t>
+        <w:t>if</w:t>
+      </w:r>
+      <w:proofErr w:type="gramEnd"/>
+      <w:r>
+        <w:rPr>
+          <w:sz w:val="20"/>
+        </w:rPr>
+        <w:t xml:space="preserve"> </w:t>
+      </w:r>
+      <w:proofErr w:type="spellStart"/>
+      <w:r>
+        <w:rPr>
+          <w:sz w:val="20"/>
+        </w:rPr>
+        <w:t>len</w:t>
       </w:r>
       <w:proofErr w:type="spellEnd"/>
-      <w:proofErr w:type="gramEnd"/>
-      <w:r>
-        <w:rPr>
-          <w:sz w:val="20"/>
-        </w:rPr>
-        <w:t>()</w:t>
-      </w:r>
-    </w:p>
-    <w:p>
-      <w:pPr>
-        <w:pStyle w:val="a9"/>
-        <w:rPr>
-          <w:sz w:val="20"/>
-        </w:rPr>
-      </w:pPr>
-    </w:p>
-    <w:p>
-      <w:pPr>
-        <w:pStyle w:val="a9"/>
-        <w:rPr>
-          <w:sz w:val="20"/>
-          <w:lang w:val="ru-RU"/>
-        </w:rPr>
-      </w:pPr>
-      <w:r>
-        <w:rPr>
-          <w:sz w:val="20"/>
-        </w:rPr>
-        <w:t xml:space="preserve">    if </w:t>
-      </w:r>
-      <w:proofErr w:type="spellStart"/>
-      <w:r>
-        <w:rPr>
-          <w:sz w:val="20"/>
-        </w:rPr>
-        <w:t>len</w:t>
-      </w:r>
-      <w:proofErr w:type="spellEnd"/>
-      <w:r>
-        <w:rPr>
-          <w:sz w:val="20"/>
-        </w:rPr>
-        <w:t>(parts</w:t>
-      </w:r>
-      <w:proofErr w:type="gramStart"/>
-      <w:r>
-        <w:rPr>
-          <w:sz w:val="20"/>
-        </w:rPr>
-        <w:t>) !</w:t>
-      </w:r>
-      <w:proofErr w:type="gramEnd"/>
-      <w:r>
-        <w:rPr>
-          <w:sz w:val="20"/>
-        </w:rPr>
-        <w:t xml:space="preserve">= </w:t>
+      <w:r>
+        <w:rPr>
+          <w:sz w:val="20"/>
+        </w:rPr>
+        <w:t xml:space="preserve">(parts) != </w:t>
       </w:r>
       <w:r>
         <w:rPr>
@@ -4154,42 +4142,49 @@
           <w:sz w:val="20"/>
         </w:rPr>
         <w:lastRenderedPageBreak/>
-        <w:t xml:space="preserve">    #if parts[0</w:t>
+        <w:t xml:space="preserve">    #if </w:t>
       </w:r>
       <w:proofErr w:type="gramStart"/>
       <w:r>
         <w:rPr>
           <w:sz w:val="20"/>
         </w:rPr>
-        <w:t>].count</w:t>
+        <w:t>parts[</w:t>
       </w:r>
       <w:proofErr w:type="gramEnd"/>
       <w:r>
         <w:rPr>
           <w:sz w:val="20"/>
         </w:rPr>
-        <w:t>("-")!=0 or parts[1].count("-")!=0:</w:t>
-      </w:r>
-    </w:p>
-    <w:p>
-      <w:pPr>
-        <w:pStyle w:val="a9"/>
-        <w:rPr>
-          <w:sz w:val="20"/>
-        </w:rPr>
-      </w:pPr>
-      <w:r>
-        <w:rPr>
-          <w:sz w:val="20"/>
-        </w:rPr>
-        <w:t xml:space="preserve">    if parts[0</w:t>
+        <w:t>0].count("-")!=0 or parts[1].count("-")!=0:</w:t>
+      </w:r>
+    </w:p>
+    <w:p>
+      <w:pPr>
+        <w:pStyle w:val="a9"/>
+        <w:rPr>
+          <w:sz w:val="20"/>
+        </w:rPr>
+      </w:pPr>
+      <w:r>
+        <w:rPr>
+          <w:sz w:val="20"/>
+        </w:rPr>
+        <w:t xml:space="preserve">    </w:t>
       </w:r>
       <w:proofErr w:type="gramStart"/>
       <w:r>
         <w:rPr>
           <w:sz w:val="20"/>
         </w:rPr>
-        <w:t>].</w:t>
+        <w:t>if</w:t>
+      </w:r>
+      <w:proofErr w:type="gramEnd"/>
+      <w:r>
+        <w:rPr>
+          <w:sz w:val="20"/>
+        </w:rPr>
+        <w:t xml:space="preserve"> parts[0].</w:t>
       </w:r>
       <w:proofErr w:type="spellStart"/>
       <w:r>
@@ -4199,7 +4194,6 @@
         <w:t>startswith</w:t>
       </w:r>
       <w:proofErr w:type="spellEnd"/>
-      <w:proofErr w:type="gramEnd"/>
       <w:r>
         <w:rPr>
           <w:sz w:val="20"/>
@@ -4369,7 +4363,21 @@
         <w:rPr>
           <w:sz w:val="20"/>
         </w:rPr>
-        <w:t xml:space="preserve">        hours = </w:t>
+        <w:t xml:space="preserve">        </w:t>
+      </w:r>
+      <w:proofErr w:type="gramStart"/>
+      <w:r>
+        <w:rPr>
+          <w:sz w:val="20"/>
+        </w:rPr>
+        <w:t>hours</w:t>
+      </w:r>
+      <w:proofErr w:type="gramEnd"/>
+      <w:r>
+        <w:rPr>
+          <w:sz w:val="20"/>
+        </w:rPr>
+        <w:t xml:space="preserve"> = </w:t>
       </w:r>
       <w:proofErr w:type="spellStart"/>
       <w:r>
@@ -4383,35 +4391,35 @@
         <w:rPr>
           <w:sz w:val="20"/>
         </w:rPr>
-        <w:t>(</w:t>
+        <w:t>(parts[0])</w:t>
+      </w:r>
+    </w:p>
+    <w:p>
+      <w:pPr>
+        <w:pStyle w:val="a9"/>
+        <w:rPr>
+          <w:sz w:val="20"/>
+        </w:rPr>
+      </w:pPr>
+      <w:r>
+        <w:rPr>
+          <w:sz w:val="20"/>
+        </w:rPr>
+        <w:t xml:space="preserve">        </w:t>
       </w:r>
       <w:proofErr w:type="gramStart"/>
       <w:r>
         <w:rPr>
           <w:sz w:val="20"/>
         </w:rPr>
-        <w:t>parts[</w:t>
+        <w:t>minutes</w:t>
       </w:r>
       <w:proofErr w:type="gramEnd"/>
       <w:r>
         <w:rPr>
           <w:sz w:val="20"/>
         </w:rPr>
-        <w:t>0])</w:t>
-      </w:r>
-    </w:p>
-    <w:p>
-      <w:pPr>
-        <w:pStyle w:val="a9"/>
-        <w:rPr>
-          <w:sz w:val="20"/>
-        </w:rPr>
-      </w:pPr>
-      <w:r>
-        <w:rPr>
-          <w:sz w:val="20"/>
-        </w:rPr>
-        <w:t xml:space="preserve">        minutes = </w:t>
+        <w:t xml:space="preserve"> = </w:t>
       </w:r>
       <w:proofErr w:type="spellStart"/>
       <w:r>
@@ -4425,21 +4433,7 @@
         <w:rPr>
           <w:sz w:val="20"/>
         </w:rPr>
-        <w:t>(</w:t>
-      </w:r>
-      <w:proofErr w:type="gramStart"/>
-      <w:r>
-        <w:rPr>
-          <w:sz w:val="20"/>
-        </w:rPr>
-        <w:t>parts[</w:t>
-      </w:r>
-      <w:proofErr w:type="gramEnd"/>
-      <w:r>
-        <w:rPr>
-          <w:sz w:val="20"/>
-        </w:rPr>
-        <w:t>1])</w:t>
+        <w:t>(parts[1])</w:t>
       </w:r>
     </w:p>
     <w:p>
@@ -5177,25 +5171,15 @@
           <w:lang w:val="ru-RU"/>
         </w:rPr>
       </w:pPr>
-    </w:p>
-    <w:p>
-      <w:pPr>
-        <w:spacing w:line="240" w:lineRule="auto"/>
-        <w:rPr>
-          <w:rFonts w:ascii="Times New Roman" w:eastAsia="Times New Roman" w:hAnsi="Times New Roman" w:cs="Times New Roman"/>
-          <w:sz w:val="24"/>
-          <w:szCs w:val="24"/>
-        </w:rPr>
-      </w:pPr>
       <w:r>
         <w:rPr>
           <w:noProof/>
           <w:lang w:val="ru-RU" w:eastAsia="ru-RU"/>
         </w:rPr>
         <w:drawing>
-          <wp:inline distT="0" distB="0" distL="0" distR="0" wp14:anchorId="0B602859" wp14:editId="407D9033">
-            <wp:extent cx="5941695" cy="1952625"/>
-            <wp:effectExtent l="0" t="0" r="1905" b="9525"/>
+          <wp:inline distT="0" distB="0" distL="0" distR="0" wp14:anchorId="78859566" wp14:editId="4AACAF5B">
+            <wp:extent cx="5761355" cy="2265218"/>
+            <wp:effectExtent l="0" t="0" r="0" b="1905"/>
             <wp:docPr id="1" name="Рисунок 1"/>
             <wp:cNvGraphicFramePr>
               <a:graphicFrameLocks xmlns:a="http://schemas.openxmlformats.org/drawingml/2006/main" noChangeAspect="1"/>
@@ -5207,20 +5191,27 @@
                     <pic:cNvPr id="1" name=""/>
                     <pic:cNvPicPr/>
                   </pic:nvPicPr>
-                  <pic:blipFill>
+                  <pic:blipFill rotWithShape="1">
                     <a:blip r:embed="rId6"/>
-                    <a:stretch>
-                      <a:fillRect/>
-                    </a:stretch>
+                    <a:srcRect l="3031" t="17322" b="10051"/>
+                    <a:stretch/>
                   </pic:blipFill>
-                  <pic:spPr>
+                  <pic:spPr bwMode="auto">
                     <a:xfrm>
                       <a:off x="0" y="0"/>
-                      <a:ext cx="5941695" cy="1952625"/>
+                      <a:ext cx="5761582" cy="2265307"/>
                     </a:xfrm>
                     <a:prstGeom prst="rect">
                       <a:avLst/>
                     </a:prstGeom>
+                    <a:ln>
+                      <a:noFill/>
+                    </a:ln>
+                    <a:extLst>
+                      <a:ext uri="{53640926-AAD7-44D8-BBD7-CCE9431645EC}">
+                        <a14:shadowObscured xmlns:a14="http://schemas.microsoft.com/office/drawing/2010/main"/>
+                      </a:ext>
+                    </a:extLst>
                   </pic:spPr>
                 </pic:pic>
               </a:graphicData>
@@ -5232,12 +5223,47 @@
     <w:p>
       <w:pPr>
         <w:spacing w:line="240" w:lineRule="auto"/>
-        <w:jc w:val="center"/>
         <w:rPr>
           <w:rFonts w:ascii="Times New Roman" w:eastAsia="Times New Roman" w:hAnsi="Times New Roman" w:cs="Times New Roman"/>
-          <w:color w:val="000000"/>
-          <w:sz w:val="32"/>
-          <w:szCs w:val="32"/>
+          <w:szCs w:val="24"/>
+          <w:lang w:val="ru-RU"/>
+        </w:rPr>
+      </w:pPr>
+      <w:r>
+        <w:rPr>
+          <w:rFonts w:ascii="Times New Roman" w:eastAsia="Times New Roman" w:hAnsi="Times New Roman" w:cs="Times New Roman"/>
+          <w:szCs w:val="24"/>
+          <w:lang w:val="ru-RU"/>
+        </w:rPr>
+        <w:t>Ошибки</w:t>
+      </w:r>
+      <w:r>
+        <w:rPr>
+          <w:rFonts w:ascii="Times New Roman" w:eastAsia="Times New Roman" w:hAnsi="Times New Roman" w:cs="Times New Roman"/>
+          <w:szCs w:val="24"/>
+          <w:lang w:val="ru-RU"/>
+        </w:rPr>
+        <w:t xml:space="preserve"> формата ввода</w:t>
+      </w:r>
+    </w:p>
+    <w:p>
+      <w:pPr>
+        <w:spacing w:line="240" w:lineRule="auto"/>
+        <w:rPr>
+          <w:rFonts w:ascii="Times New Roman" w:eastAsia="Times New Roman" w:hAnsi="Times New Roman" w:cs="Times New Roman"/>
+          <w:szCs w:val="24"/>
+          <w:lang w:val="ru-RU"/>
+        </w:rPr>
+      </w:pPr>
+      <w:bookmarkStart w:id="1" w:name="_GoBack"/>
+      <w:bookmarkEnd w:id="1"/>
+    </w:p>
+    <w:p>
+      <w:pPr>
+        <w:spacing w:line="240" w:lineRule="auto"/>
+        <w:rPr>
+          <w:rFonts w:ascii="Times New Roman" w:eastAsia="Times New Roman" w:hAnsi="Times New Roman" w:cs="Times New Roman"/>
+          <w:szCs w:val="24"/>
           <w:lang w:val="ru-RU"/>
         </w:rPr>
       </w:pPr>
@@ -5247,10 +5273,10 @@
           <w:lang w:val="ru-RU" w:eastAsia="ru-RU"/>
         </w:rPr>
         <w:drawing>
-          <wp:inline distT="0" distB="0" distL="0" distR="0" wp14:anchorId="298C6D38" wp14:editId="0FB671FE">
-            <wp:extent cx="5941695" cy="1699895"/>
-            <wp:effectExtent l="0" t="0" r="1905" b="0"/>
-            <wp:docPr id="2" name="Рисунок 2"/>
+          <wp:inline distT="0" distB="0" distL="0" distR="0" wp14:anchorId="79BCDED6" wp14:editId="5678A208">
+            <wp:extent cx="5740400" cy="2313453"/>
+            <wp:effectExtent l="0" t="0" r="0" b="0"/>
+            <wp:docPr id="12" name="Рисунок 12"/>
             <wp:cNvGraphicFramePr>
               <a:graphicFrameLocks xmlns:a="http://schemas.openxmlformats.org/drawingml/2006/main" noChangeAspect="1"/>
             </wp:cNvGraphicFramePr>
@@ -5261,20 +5287,27 @@
                     <pic:cNvPr id="1" name=""/>
                     <pic:cNvPicPr/>
                   </pic:nvPicPr>
-                  <pic:blipFill>
+                  <pic:blipFill rotWithShape="1">
                     <a:blip r:embed="rId7"/>
-                    <a:stretch>
-                      <a:fillRect/>
-                    </a:stretch>
+                    <a:srcRect l="3381" t="17736"/>
+                    <a:stretch/>
                   </pic:blipFill>
-                  <pic:spPr>
+                  <pic:spPr bwMode="auto">
                     <a:xfrm>
                       <a:off x="0" y="0"/>
-                      <a:ext cx="5941695" cy="1699895"/>
+                      <a:ext cx="5740805" cy="2313616"/>
                     </a:xfrm>
                     <a:prstGeom prst="rect">
                       <a:avLst/>
                     </a:prstGeom>
+                    <a:ln>
+                      <a:noFill/>
+                    </a:ln>
+                    <a:extLst>
+                      <a:ext uri="{53640926-AAD7-44D8-BBD7-CCE9431645EC}">
+                        <a14:shadowObscured xmlns:a14="http://schemas.microsoft.com/office/drawing/2010/main"/>
+                      </a:ext>
+                    </a:extLst>
                   </pic:spPr>
                 </pic:pic>
               </a:graphicData>
@@ -5286,12 +5319,37 @@
     <w:p>
       <w:pPr>
         <w:spacing w:line="240" w:lineRule="auto"/>
-        <w:jc w:val="center"/>
         <w:rPr>
           <w:rFonts w:ascii="Times New Roman" w:eastAsia="Times New Roman" w:hAnsi="Times New Roman" w:cs="Times New Roman"/>
-          <w:color w:val="000000"/>
-          <w:sz w:val="32"/>
-          <w:szCs w:val="32"/>
+          <w:szCs w:val="24"/>
+          <w:lang w:val="ru-RU"/>
+        </w:rPr>
+      </w:pPr>
+      <w:r>
+        <w:rPr>
+          <w:rFonts w:ascii="Times New Roman" w:eastAsia="Times New Roman" w:hAnsi="Times New Roman" w:cs="Times New Roman"/>
+          <w:szCs w:val="24"/>
+          <w:lang w:val="ru-RU"/>
+        </w:rPr>
+        <w:t xml:space="preserve">Диапазон значений </w:t>
+      </w:r>
+    </w:p>
+    <w:p>
+      <w:pPr>
+        <w:spacing w:line="240" w:lineRule="auto"/>
+        <w:rPr>
+          <w:rFonts w:ascii="Times New Roman" w:eastAsia="Times New Roman" w:hAnsi="Times New Roman" w:cs="Times New Roman"/>
+          <w:szCs w:val="24"/>
+          <w:lang w:val="ru-RU"/>
+        </w:rPr>
+      </w:pPr>
+    </w:p>
+    <w:p>
+      <w:pPr>
+        <w:spacing w:line="240" w:lineRule="auto"/>
+        <w:rPr>
+          <w:rFonts w:ascii="Times New Roman" w:eastAsia="Times New Roman" w:hAnsi="Times New Roman" w:cs="Times New Roman"/>
+          <w:szCs w:val="24"/>
           <w:lang w:val="ru-RU"/>
         </w:rPr>
       </w:pPr>
@@ -5301,10 +5359,10 @@
           <w:lang w:val="ru-RU" w:eastAsia="ru-RU"/>
         </w:rPr>
         <w:drawing>
-          <wp:inline distT="0" distB="0" distL="0" distR="0" wp14:anchorId="4416F219" wp14:editId="6487904A">
-            <wp:extent cx="5941695" cy="1730375"/>
-            <wp:effectExtent l="0" t="0" r="1905" b="3175"/>
-            <wp:docPr id="3" name="Рисунок 3"/>
+          <wp:inline distT="0" distB="0" distL="0" distR="0" wp14:anchorId="684DACB8" wp14:editId="21C3D5C9">
+            <wp:extent cx="5941695" cy="1397000"/>
+            <wp:effectExtent l="0" t="0" r="1905" b="0"/>
+            <wp:docPr id="24" name="Рисунок 24"/>
             <wp:cNvGraphicFramePr>
               <a:graphicFrameLocks xmlns:a="http://schemas.openxmlformats.org/drawingml/2006/main" noChangeAspect="1"/>
             </wp:cNvGraphicFramePr>
@@ -5324,7 +5382,7 @@
                   <pic:spPr>
                     <a:xfrm>
                       <a:off x="0" y="0"/>
-                      <a:ext cx="5941695" cy="1730375"/>
+                      <a:ext cx="5941695" cy="1397000"/>
                     </a:xfrm>
                     <a:prstGeom prst="rect">
                       <a:avLst/>
@@ -5340,12 +5398,43 @@
     <w:p>
       <w:pPr>
         <w:spacing w:line="240" w:lineRule="auto"/>
-        <w:jc w:val="center"/>
         <w:rPr>
           <w:rFonts w:ascii="Times New Roman" w:eastAsia="Times New Roman" w:hAnsi="Times New Roman" w:cs="Times New Roman"/>
-          <w:color w:val="000000"/>
-          <w:sz w:val="32"/>
-          <w:szCs w:val="32"/>
+          <w:szCs w:val="24"/>
+          <w:lang w:val="ru-RU"/>
+        </w:rPr>
+      </w:pPr>
+      <w:r>
+        <w:rPr>
+          <w:rFonts w:ascii="Times New Roman" w:eastAsia="Times New Roman" w:hAnsi="Times New Roman" w:cs="Times New Roman"/>
+          <w:szCs w:val="24"/>
+          <w:lang w:val="ru-RU"/>
+        </w:rPr>
+        <w:t xml:space="preserve">Полдень и </w:t>
+      </w:r>
+      <w:r>
+        <w:rPr>
+          <w:rFonts w:ascii="Times New Roman" w:eastAsia="Times New Roman" w:hAnsi="Times New Roman" w:cs="Times New Roman"/>
+          <w:szCs w:val="24"/>
+          <w:lang w:val="ru-RU"/>
+        </w:rPr>
+        <w:t>полночь (</w:t>
+      </w:r>
+      <w:r>
+        <w:rPr>
+          <w:rFonts w:ascii="Times New Roman" w:eastAsia="Times New Roman" w:hAnsi="Times New Roman" w:cs="Times New Roman"/>
+          <w:szCs w:val="24"/>
+          <w:lang w:val="ru-RU"/>
+        </w:rPr>
+        <w:t>особые случаи)</w:t>
+      </w:r>
+    </w:p>
+    <w:p>
+      <w:pPr>
+        <w:spacing w:line="240" w:lineRule="auto"/>
+        <w:rPr>
+          <w:rFonts w:ascii="Times New Roman" w:eastAsia="Times New Roman" w:hAnsi="Times New Roman" w:cs="Times New Roman"/>
+          <w:szCs w:val="24"/>
           <w:lang w:val="ru-RU"/>
         </w:rPr>
       </w:pPr>
@@ -5354,11 +5443,12 @@
           <w:noProof/>
           <w:lang w:val="ru-RU" w:eastAsia="ru-RU"/>
         </w:rPr>
+        <w:lastRenderedPageBreak/>
         <w:drawing>
-          <wp:inline distT="0" distB="0" distL="0" distR="0" wp14:anchorId="202BF519" wp14:editId="64035B91">
-            <wp:extent cx="5941695" cy="1773555"/>
+          <wp:inline distT="0" distB="0" distL="0" distR="0" wp14:anchorId="0CEE5F8B" wp14:editId="5BEFDE18">
+            <wp:extent cx="5941695" cy="3319145"/>
             <wp:effectExtent l="0" t="0" r="1905" b="0"/>
-            <wp:docPr id="4" name="Рисунок 4"/>
+            <wp:docPr id="25" name="Рисунок 25"/>
             <wp:cNvGraphicFramePr>
               <a:graphicFrameLocks xmlns:a="http://schemas.openxmlformats.org/drawingml/2006/main" noChangeAspect="1"/>
             </wp:cNvGraphicFramePr>
@@ -5378,7 +5468,7 @@
                   <pic:spPr>
                     <a:xfrm>
                       <a:off x="0" y="0"/>
-                      <a:ext cx="5941695" cy="1773555"/>
+                      <a:ext cx="5941695" cy="3319145"/>
                     </a:xfrm>
                     <a:prstGeom prst="rect">
                       <a:avLst/>
@@ -5396,9 +5486,38 @@
         <w:spacing w:line="240" w:lineRule="auto"/>
         <w:rPr>
           <w:rFonts w:ascii="Times New Roman" w:eastAsia="Times New Roman" w:hAnsi="Times New Roman" w:cs="Times New Roman"/>
-          <w:b/>
-          <w:color w:val="000000"/>
-          <w:sz w:val="32"/>
+          <w:color w:val="000000"/>
+          <w:szCs w:val="32"/>
+          <w:lang w:val="ru-RU"/>
+        </w:rPr>
+      </w:pPr>
+      <w:r>
+        <w:rPr>
+          <w:rFonts w:ascii="Times New Roman" w:eastAsia="Times New Roman" w:hAnsi="Times New Roman" w:cs="Times New Roman"/>
+          <w:color w:val="000000"/>
+          <w:szCs w:val="32"/>
+          <w:lang w:val="ru-RU"/>
+        </w:rPr>
+        <w:t>Пограничное время суток, вывод «ровно»</w:t>
+      </w:r>
+    </w:p>
+    <w:p>
+      <w:pPr>
+        <w:spacing w:line="240" w:lineRule="auto"/>
+        <w:rPr>
+          <w:rFonts w:ascii="Times New Roman" w:eastAsia="Times New Roman" w:hAnsi="Times New Roman" w:cs="Times New Roman"/>
+          <w:color w:val="000000"/>
+          <w:szCs w:val="32"/>
+          <w:lang w:val="ru-RU"/>
+        </w:rPr>
+      </w:pPr>
+    </w:p>
+    <w:p>
+      <w:pPr>
+        <w:spacing w:line="240" w:lineRule="auto"/>
+        <w:rPr>
+          <w:rFonts w:ascii="Times New Roman" w:eastAsia="Times New Roman" w:hAnsi="Times New Roman" w:cs="Times New Roman"/>
+          <w:color w:val="000000"/>
           <w:szCs w:val="32"/>
           <w:lang w:val="ru-RU"/>
         </w:rPr>
@@ -5408,12 +5527,11 @@
           <w:noProof/>
           <w:lang w:val="ru-RU" w:eastAsia="ru-RU"/>
         </w:rPr>
-        <w:lastRenderedPageBreak/>
         <w:drawing>
-          <wp:inline distT="0" distB="0" distL="0" distR="0" wp14:anchorId="691AC395" wp14:editId="641BBD12">
-            <wp:extent cx="5941695" cy="1665605"/>
+          <wp:inline distT="0" distB="0" distL="0" distR="0" wp14:anchorId="4EC84E58" wp14:editId="075C8FBC">
+            <wp:extent cx="5941695" cy="3790950"/>
             <wp:effectExtent l="0" t="0" r="1905" b="0"/>
-            <wp:docPr id="5" name="Рисунок 5"/>
+            <wp:docPr id="26" name="Рисунок 26"/>
             <wp:cNvGraphicFramePr>
               <a:graphicFrameLocks xmlns:a="http://schemas.openxmlformats.org/drawingml/2006/main" noChangeAspect="1"/>
             </wp:cNvGraphicFramePr>
@@ -5433,7 +5551,7 @@
                   <pic:spPr>
                     <a:xfrm>
                       <a:off x="0" y="0"/>
-                      <a:ext cx="5941695" cy="1665605"/>
+                      <a:ext cx="5941695" cy="3790950"/>
                     </a:xfrm>
                     <a:prstGeom prst="rect">
                       <a:avLst/>
@@ -5449,9 +5567,9 @@
     <w:p>
       <w:pPr>
         <w:spacing w:line="240" w:lineRule="auto"/>
+        <w:jc w:val="center"/>
         <w:rPr>
           <w:rFonts w:ascii="Times New Roman" w:eastAsia="Times New Roman" w:hAnsi="Times New Roman" w:cs="Times New Roman"/>
-          <w:b/>
           <w:color w:val="000000"/>
           <w:sz w:val="32"/>
           <w:szCs w:val="32"/>
@@ -5463,11 +5581,12 @@
           <w:noProof/>
           <w:lang w:val="ru-RU" w:eastAsia="ru-RU"/>
         </w:rPr>
+        <w:lastRenderedPageBreak/>
         <w:drawing>
-          <wp:inline distT="0" distB="0" distL="0" distR="0" wp14:anchorId="6FA9071B" wp14:editId="78B198C2">
-            <wp:extent cx="5941695" cy="1653540"/>
-            <wp:effectExtent l="0" t="0" r="1905" b="3810"/>
-            <wp:docPr id="7" name="Рисунок 7"/>
+          <wp:inline distT="0" distB="0" distL="0" distR="0" wp14:anchorId="6B4D1BB0" wp14:editId="727B2C0F">
+            <wp:extent cx="5941695" cy="4222115"/>
+            <wp:effectExtent l="0" t="0" r="1905" b="6985"/>
+            <wp:docPr id="27" name="Рисунок 27"/>
             <wp:cNvGraphicFramePr>
               <a:graphicFrameLocks xmlns:a="http://schemas.openxmlformats.org/drawingml/2006/main" noChangeAspect="1"/>
             </wp:cNvGraphicFramePr>
@@ -5487,7 +5606,7 @@
                   <pic:spPr>
                     <a:xfrm>
                       <a:off x="0" y="0"/>
-                      <a:ext cx="5941695" cy="1653540"/>
+                      <a:ext cx="5941695" cy="4222115"/>
                     </a:xfrm>
                     <a:prstGeom prst="rect">
                       <a:avLst/>
@@ -5505,6 +5624,26 @@
         <w:spacing w:line="240" w:lineRule="auto"/>
         <w:rPr>
           <w:rFonts w:ascii="Times New Roman" w:eastAsia="Times New Roman" w:hAnsi="Times New Roman" w:cs="Times New Roman"/>
+          <w:color w:val="000000"/>
+          <w:szCs w:val="32"/>
+          <w:lang w:val="ru-RU"/>
+        </w:rPr>
+      </w:pPr>
+      <w:r>
+        <w:rPr>
+          <w:rFonts w:ascii="Times New Roman" w:eastAsia="Times New Roman" w:hAnsi="Times New Roman" w:cs="Times New Roman"/>
+          <w:color w:val="000000"/>
+          <w:szCs w:val="32"/>
+          <w:lang w:val="ru-RU"/>
+        </w:rPr>
+        <w:t xml:space="preserve">Словообразование (часы и минуты) </w:t>
+      </w:r>
+    </w:p>
+    <w:p>
+      <w:pPr>
+        <w:spacing w:line="240" w:lineRule="auto"/>
+        <w:rPr>
+          <w:rFonts w:ascii="Times New Roman" w:eastAsia="Times New Roman" w:hAnsi="Times New Roman" w:cs="Times New Roman"/>
           <w:b/>
           <w:color w:val="000000"/>
           <w:sz w:val="32"/>
@@ -5512,47 +5651,6 @@
           <w:lang w:val="ru-RU"/>
         </w:rPr>
       </w:pPr>
-      <w:r>
-        <w:rPr>
-          <w:noProof/>
-          <w:lang w:val="ru-RU" w:eastAsia="ru-RU"/>
-        </w:rPr>
-        <w:drawing>
-          <wp:inline distT="0" distB="0" distL="0" distR="0" wp14:anchorId="7C1A0CA0" wp14:editId="6FE6058B">
-            <wp:extent cx="5941695" cy="1638300"/>
-            <wp:effectExtent l="0" t="0" r="1905" b="0"/>
-            <wp:docPr id="11" name="Рисунок 11"/>
-            <wp:cNvGraphicFramePr>
-              <a:graphicFrameLocks xmlns:a="http://schemas.openxmlformats.org/drawingml/2006/main" noChangeAspect="1"/>
-            </wp:cNvGraphicFramePr>
-            <a:graphic xmlns:a="http://schemas.openxmlformats.org/drawingml/2006/main">
-              <a:graphicData uri="http://schemas.openxmlformats.org/drawingml/2006/picture">
-                <pic:pic xmlns:pic="http://schemas.openxmlformats.org/drawingml/2006/picture">
-                  <pic:nvPicPr>
-                    <pic:cNvPr id="1" name=""/>
-                    <pic:cNvPicPr/>
-                  </pic:nvPicPr>
-                  <pic:blipFill>
-                    <a:blip r:embed="rId12"/>
-                    <a:stretch>
-                      <a:fillRect/>
-                    </a:stretch>
-                  </pic:blipFill>
-                  <pic:spPr>
-                    <a:xfrm>
-                      <a:off x="0" y="0"/>
-                      <a:ext cx="5941695" cy="1638300"/>
-                    </a:xfrm>
-                    <a:prstGeom prst="rect">
-                      <a:avLst/>
-                    </a:prstGeom>
-                  </pic:spPr>
-                </pic:pic>
-              </a:graphicData>
-            </a:graphic>
-          </wp:inline>
-        </w:drawing>
-      </w:r>
     </w:p>
     <w:p>
       <w:pPr>
@@ -5566,47 +5664,6 @@
           <w:lang w:val="ru-RU"/>
         </w:rPr>
       </w:pPr>
-      <w:r>
-        <w:rPr>
-          <w:noProof/>
-          <w:lang w:val="ru-RU" w:eastAsia="ru-RU"/>
-        </w:rPr>
-        <w:drawing>
-          <wp:inline distT="0" distB="0" distL="0" distR="0" wp14:anchorId="1C9A8CCE" wp14:editId="1A998067">
-            <wp:extent cx="5941695" cy="1814830"/>
-            <wp:effectExtent l="0" t="0" r="1905" b="0"/>
-            <wp:docPr id="8" name="Рисунок 8"/>
-            <wp:cNvGraphicFramePr>
-              <a:graphicFrameLocks xmlns:a="http://schemas.openxmlformats.org/drawingml/2006/main" noChangeAspect="1"/>
-            </wp:cNvGraphicFramePr>
-            <a:graphic xmlns:a="http://schemas.openxmlformats.org/drawingml/2006/main">
-              <a:graphicData uri="http://schemas.openxmlformats.org/drawingml/2006/picture">
-                <pic:pic xmlns:pic="http://schemas.openxmlformats.org/drawingml/2006/picture">
-                  <pic:nvPicPr>
-                    <pic:cNvPr id="1" name=""/>
-                    <pic:cNvPicPr/>
-                  </pic:nvPicPr>
-                  <pic:blipFill>
-                    <a:blip r:embed="rId13"/>
-                    <a:stretch>
-                      <a:fillRect/>
-                    </a:stretch>
-                  </pic:blipFill>
-                  <pic:spPr>
-                    <a:xfrm>
-                      <a:off x="0" y="0"/>
-                      <a:ext cx="5941695" cy="1814830"/>
-                    </a:xfrm>
-                    <a:prstGeom prst="rect">
-                      <a:avLst/>
-                    </a:prstGeom>
-                  </pic:spPr>
-                </pic:pic>
-              </a:graphicData>
-            </a:graphic>
-          </wp:inline>
-        </w:drawing>
-      </w:r>
     </w:p>
     <w:p>
       <w:pPr>
@@ -5620,47 +5677,6 @@
           <w:lang w:val="ru-RU"/>
         </w:rPr>
       </w:pPr>
-      <w:r>
-        <w:rPr>
-          <w:noProof/>
-          <w:lang w:val="ru-RU" w:eastAsia="ru-RU"/>
-        </w:rPr>
-        <w:drawing>
-          <wp:inline distT="0" distB="0" distL="0" distR="0" wp14:anchorId="739C6A06" wp14:editId="119D1849">
-            <wp:extent cx="5941695" cy="1777365"/>
-            <wp:effectExtent l="0" t="0" r="1905" b="0"/>
-            <wp:docPr id="13" name="Рисунок 13"/>
-            <wp:cNvGraphicFramePr>
-              <a:graphicFrameLocks xmlns:a="http://schemas.openxmlformats.org/drawingml/2006/main" noChangeAspect="1"/>
-            </wp:cNvGraphicFramePr>
-            <a:graphic xmlns:a="http://schemas.openxmlformats.org/drawingml/2006/main">
-              <a:graphicData uri="http://schemas.openxmlformats.org/drawingml/2006/picture">
-                <pic:pic xmlns:pic="http://schemas.openxmlformats.org/drawingml/2006/picture">
-                  <pic:nvPicPr>
-                    <pic:cNvPr id="1" name=""/>
-                    <pic:cNvPicPr/>
-                  </pic:nvPicPr>
-                  <pic:blipFill>
-                    <a:blip r:embed="rId14"/>
-                    <a:stretch>
-                      <a:fillRect/>
-                    </a:stretch>
-                  </pic:blipFill>
-                  <pic:spPr>
-                    <a:xfrm>
-                      <a:off x="0" y="0"/>
-                      <a:ext cx="5941695" cy="1777365"/>
-                    </a:xfrm>
-                    <a:prstGeom prst="rect">
-                      <a:avLst/>
-                    </a:prstGeom>
-                  </pic:spPr>
-                </pic:pic>
-              </a:graphicData>
-            </a:graphic>
-          </wp:inline>
-        </w:drawing>
-      </w:r>
     </w:p>
     <w:p>
       <w:pPr>
@@ -5676,51 +5692,6 @@
       </w:pPr>
       <w:r>
         <w:rPr>
-          <w:noProof/>
-          <w:lang w:val="ru-RU" w:eastAsia="ru-RU"/>
-        </w:rPr>
-        <w:lastRenderedPageBreak/>
-        <w:drawing>
-          <wp:inline distT="0" distB="0" distL="0" distR="0" wp14:anchorId="3A346DED" wp14:editId="447F21B7">
-            <wp:extent cx="5941695" cy="1845945"/>
-            <wp:effectExtent l="0" t="0" r="1905" b="1905"/>
-            <wp:docPr id="14" name="Рисунок 14"/>
-            <wp:cNvGraphicFramePr>
-              <a:graphicFrameLocks xmlns:a="http://schemas.openxmlformats.org/drawingml/2006/main" noChangeAspect="1"/>
-            </wp:cNvGraphicFramePr>
-            <a:graphic xmlns:a="http://schemas.openxmlformats.org/drawingml/2006/main">
-              <a:graphicData uri="http://schemas.openxmlformats.org/drawingml/2006/picture">
-                <pic:pic xmlns:pic="http://schemas.openxmlformats.org/drawingml/2006/picture">
-                  <pic:nvPicPr>
-                    <pic:cNvPr id="1" name=""/>
-                    <pic:cNvPicPr/>
-                  </pic:nvPicPr>
-                  <pic:blipFill>
-                    <a:blip r:embed="rId15"/>
-                    <a:stretch>
-                      <a:fillRect/>
-                    </a:stretch>
-                  </pic:blipFill>
-                  <pic:spPr>
-                    <a:xfrm>
-                      <a:off x="0" y="0"/>
-                      <a:ext cx="5941695" cy="1845945"/>
-                    </a:xfrm>
-                    <a:prstGeom prst="rect">
-                      <a:avLst/>
-                    </a:prstGeom>
-                  </pic:spPr>
-                </pic:pic>
-              </a:graphicData>
-            </a:graphic>
-          </wp:inline>
-        </w:drawing>
-      </w:r>
-    </w:p>
-    <w:p>
-      <w:pPr>
-        <w:spacing w:line="240" w:lineRule="auto"/>
-        <w:rPr>
           <w:rFonts w:ascii="Times New Roman" w:eastAsia="Times New Roman" w:hAnsi="Times New Roman" w:cs="Times New Roman"/>
           <w:b/>
           <w:color w:val="000000"/>
@@ -5728,640 +5699,6 @@
           <w:szCs w:val="32"/>
           <w:lang w:val="ru-RU"/>
         </w:rPr>
-      </w:pPr>
-      <w:r>
-        <w:rPr>
-          <w:noProof/>
-          <w:lang w:val="ru-RU" w:eastAsia="ru-RU"/>
-        </w:rPr>
-        <w:drawing>
-          <wp:inline distT="0" distB="0" distL="0" distR="0" wp14:anchorId="17AB417B" wp14:editId="623D23D7">
-            <wp:extent cx="5941695" cy="1608455"/>
-            <wp:effectExtent l="0" t="0" r="1905" b="0"/>
-            <wp:docPr id="9" name="Рисунок 9"/>
-            <wp:cNvGraphicFramePr>
-              <a:graphicFrameLocks xmlns:a="http://schemas.openxmlformats.org/drawingml/2006/main" noChangeAspect="1"/>
-            </wp:cNvGraphicFramePr>
-            <a:graphic xmlns:a="http://schemas.openxmlformats.org/drawingml/2006/main">
-              <a:graphicData uri="http://schemas.openxmlformats.org/drawingml/2006/picture">
-                <pic:pic xmlns:pic="http://schemas.openxmlformats.org/drawingml/2006/picture">
-                  <pic:nvPicPr>
-                    <pic:cNvPr id="1" name=""/>
-                    <pic:cNvPicPr/>
-                  </pic:nvPicPr>
-                  <pic:blipFill>
-                    <a:blip r:embed="rId16"/>
-                    <a:stretch>
-                      <a:fillRect/>
-                    </a:stretch>
-                  </pic:blipFill>
-                  <pic:spPr>
-                    <a:xfrm>
-                      <a:off x="0" y="0"/>
-                      <a:ext cx="5941695" cy="1608455"/>
-                    </a:xfrm>
-                    <a:prstGeom prst="rect">
-                      <a:avLst/>
-                    </a:prstGeom>
-                  </pic:spPr>
-                </pic:pic>
-              </a:graphicData>
-            </a:graphic>
-          </wp:inline>
-        </w:drawing>
-      </w:r>
-    </w:p>
-    <w:p>
-      <w:pPr>
-        <w:spacing w:line="240" w:lineRule="auto"/>
-        <w:rPr>
-          <w:rFonts w:ascii="Times New Roman" w:eastAsia="Times New Roman" w:hAnsi="Times New Roman" w:cs="Times New Roman"/>
-          <w:b/>
-          <w:color w:val="000000"/>
-          <w:sz w:val="32"/>
-          <w:szCs w:val="32"/>
-          <w:lang w:val="ru-RU"/>
-        </w:rPr>
-      </w:pPr>
-      <w:r>
-        <w:rPr>
-          <w:noProof/>
-          <w:lang w:val="ru-RU" w:eastAsia="ru-RU"/>
-        </w:rPr>
-        <w:drawing>
-          <wp:inline distT="0" distB="0" distL="0" distR="0" wp14:anchorId="39E47F07" wp14:editId="5049EBE1">
-            <wp:extent cx="5941695" cy="1609090"/>
-            <wp:effectExtent l="0" t="0" r="1905" b="0"/>
-            <wp:docPr id="15" name="Рисунок 15"/>
-            <wp:cNvGraphicFramePr>
-              <a:graphicFrameLocks xmlns:a="http://schemas.openxmlformats.org/drawingml/2006/main" noChangeAspect="1"/>
-            </wp:cNvGraphicFramePr>
-            <a:graphic xmlns:a="http://schemas.openxmlformats.org/drawingml/2006/main">
-              <a:graphicData uri="http://schemas.openxmlformats.org/drawingml/2006/picture">
-                <pic:pic xmlns:pic="http://schemas.openxmlformats.org/drawingml/2006/picture">
-                  <pic:nvPicPr>
-                    <pic:cNvPr id="1" name=""/>
-                    <pic:cNvPicPr/>
-                  </pic:nvPicPr>
-                  <pic:blipFill>
-                    <a:blip r:embed="rId17"/>
-                    <a:stretch>
-                      <a:fillRect/>
-                    </a:stretch>
-                  </pic:blipFill>
-                  <pic:spPr>
-                    <a:xfrm>
-                      <a:off x="0" y="0"/>
-                      <a:ext cx="5941695" cy="1609090"/>
-                    </a:xfrm>
-                    <a:prstGeom prst="rect">
-                      <a:avLst/>
-                    </a:prstGeom>
-                  </pic:spPr>
-                </pic:pic>
-              </a:graphicData>
-            </a:graphic>
-          </wp:inline>
-        </w:drawing>
-      </w:r>
-    </w:p>
-    <w:p>
-      <w:pPr>
-        <w:spacing w:line="240" w:lineRule="auto"/>
-        <w:rPr>
-          <w:rFonts w:ascii="Times New Roman" w:eastAsia="Times New Roman" w:hAnsi="Times New Roman" w:cs="Times New Roman"/>
-          <w:b/>
-          <w:color w:val="000000"/>
-          <w:sz w:val="32"/>
-          <w:szCs w:val="32"/>
-          <w:lang w:val="ru-RU"/>
-        </w:rPr>
-      </w:pPr>
-      <w:r>
-        <w:rPr>
-          <w:noProof/>
-          <w:lang w:val="ru-RU" w:eastAsia="ru-RU"/>
-        </w:rPr>
-        <w:drawing>
-          <wp:inline distT="0" distB="0" distL="0" distR="0" wp14:anchorId="77BCFCBB" wp14:editId="652FC176">
-            <wp:extent cx="5941695" cy="1751330"/>
-            <wp:effectExtent l="0" t="0" r="1905" b="1270"/>
-            <wp:docPr id="16" name="Рисунок 16"/>
-            <wp:cNvGraphicFramePr>
-              <a:graphicFrameLocks xmlns:a="http://schemas.openxmlformats.org/drawingml/2006/main" noChangeAspect="1"/>
-            </wp:cNvGraphicFramePr>
-            <a:graphic xmlns:a="http://schemas.openxmlformats.org/drawingml/2006/main">
-              <a:graphicData uri="http://schemas.openxmlformats.org/drawingml/2006/picture">
-                <pic:pic xmlns:pic="http://schemas.openxmlformats.org/drawingml/2006/picture">
-                  <pic:nvPicPr>
-                    <pic:cNvPr id="1" name=""/>
-                    <pic:cNvPicPr/>
-                  </pic:nvPicPr>
-                  <pic:blipFill>
-                    <a:blip r:embed="rId18"/>
-                    <a:stretch>
-                      <a:fillRect/>
-                    </a:stretch>
-                  </pic:blipFill>
-                  <pic:spPr>
-                    <a:xfrm>
-                      <a:off x="0" y="0"/>
-                      <a:ext cx="5941695" cy="1751330"/>
-                    </a:xfrm>
-                    <a:prstGeom prst="rect">
-                      <a:avLst/>
-                    </a:prstGeom>
-                  </pic:spPr>
-                </pic:pic>
-              </a:graphicData>
-            </a:graphic>
-          </wp:inline>
-        </w:drawing>
-      </w:r>
-    </w:p>
-    <w:p>
-      <w:pPr>
-        <w:spacing w:line="240" w:lineRule="auto"/>
-        <w:rPr>
-          <w:rFonts w:ascii="Times New Roman" w:eastAsia="Times New Roman" w:hAnsi="Times New Roman" w:cs="Times New Roman"/>
-          <w:b/>
-          <w:color w:val="000000"/>
-          <w:sz w:val="32"/>
-          <w:szCs w:val="32"/>
-          <w:lang w:val="ru-RU"/>
-        </w:rPr>
-      </w:pPr>
-      <w:r>
-        <w:rPr>
-          <w:noProof/>
-          <w:lang w:val="ru-RU" w:eastAsia="ru-RU"/>
-        </w:rPr>
-        <w:drawing>
-          <wp:inline distT="0" distB="0" distL="0" distR="0" wp14:anchorId="13B97D4E" wp14:editId="04520E5C">
-            <wp:extent cx="5941695" cy="1758950"/>
-            <wp:effectExtent l="0" t="0" r="1905" b="0"/>
-            <wp:docPr id="17" name="Рисунок 17"/>
-            <wp:cNvGraphicFramePr>
-              <a:graphicFrameLocks xmlns:a="http://schemas.openxmlformats.org/drawingml/2006/main" noChangeAspect="1"/>
-            </wp:cNvGraphicFramePr>
-            <a:graphic xmlns:a="http://schemas.openxmlformats.org/drawingml/2006/main">
-              <a:graphicData uri="http://schemas.openxmlformats.org/drawingml/2006/picture">
-                <pic:pic xmlns:pic="http://schemas.openxmlformats.org/drawingml/2006/picture">
-                  <pic:nvPicPr>
-                    <pic:cNvPr id="1" name=""/>
-                    <pic:cNvPicPr/>
-                  </pic:nvPicPr>
-                  <pic:blipFill>
-                    <a:blip r:embed="rId19"/>
-                    <a:stretch>
-                      <a:fillRect/>
-                    </a:stretch>
-                  </pic:blipFill>
-                  <pic:spPr>
-                    <a:xfrm>
-                      <a:off x="0" y="0"/>
-                      <a:ext cx="5941695" cy="1758950"/>
-                    </a:xfrm>
-                    <a:prstGeom prst="rect">
-                      <a:avLst/>
-                    </a:prstGeom>
-                  </pic:spPr>
-                </pic:pic>
-              </a:graphicData>
-            </a:graphic>
-          </wp:inline>
-        </w:drawing>
-      </w:r>
-    </w:p>
-    <w:p>
-      <w:pPr>
-        <w:spacing w:line="240" w:lineRule="auto"/>
-        <w:rPr>
-          <w:rFonts w:ascii="Times New Roman" w:eastAsia="Times New Roman" w:hAnsi="Times New Roman" w:cs="Times New Roman"/>
-          <w:b/>
-          <w:color w:val="000000"/>
-          <w:sz w:val="32"/>
-          <w:szCs w:val="32"/>
-          <w:lang w:val="ru-RU"/>
-        </w:rPr>
-      </w:pPr>
-      <w:r>
-        <w:rPr>
-          <w:noProof/>
-          <w:lang w:val="ru-RU" w:eastAsia="ru-RU"/>
-        </w:rPr>
-        <w:lastRenderedPageBreak/>
-        <w:drawing>
-          <wp:inline distT="0" distB="0" distL="0" distR="0" wp14:anchorId="5DD74C23" wp14:editId="4068BC2E">
-            <wp:extent cx="5941695" cy="1685290"/>
-            <wp:effectExtent l="0" t="0" r="1905" b="0"/>
-            <wp:docPr id="18" name="Рисунок 18"/>
-            <wp:cNvGraphicFramePr>
-              <a:graphicFrameLocks xmlns:a="http://schemas.openxmlformats.org/drawingml/2006/main" noChangeAspect="1"/>
-            </wp:cNvGraphicFramePr>
-            <a:graphic xmlns:a="http://schemas.openxmlformats.org/drawingml/2006/main">
-              <a:graphicData uri="http://schemas.openxmlformats.org/drawingml/2006/picture">
-                <pic:pic xmlns:pic="http://schemas.openxmlformats.org/drawingml/2006/picture">
-                  <pic:nvPicPr>
-                    <pic:cNvPr id="1" name=""/>
-                    <pic:cNvPicPr/>
-                  </pic:nvPicPr>
-                  <pic:blipFill>
-                    <a:blip r:embed="rId20"/>
-                    <a:stretch>
-                      <a:fillRect/>
-                    </a:stretch>
-                  </pic:blipFill>
-                  <pic:spPr>
-                    <a:xfrm>
-                      <a:off x="0" y="0"/>
-                      <a:ext cx="5941695" cy="1685290"/>
-                    </a:xfrm>
-                    <a:prstGeom prst="rect">
-                      <a:avLst/>
-                    </a:prstGeom>
-                  </pic:spPr>
-                </pic:pic>
-              </a:graphicData>
-            </a:graphic>
-          </wp:inline>
-        </w:drawing>
-      </w:r>
-    </w:p>
-    <w:p>
-      <w:pPr>
-        <w:spacing w:line="240" w:lineRule="auto"/>
-        <w:rPr>
-          <w:rFonts w:ascii="Times New Roman" w:eastAsia="Times New Roman" w:hAnsi="Times New Roman" w:cs="Times New Roman"/>
-          <w:b/>
-          <w:color w:val="000000"/>
-          <w:sz w:val="32"/>
-          <w:szCs w:val="32"/>
-          <w:lang w:val="ru-RU"/>
-        </w:rPr>
-      </w:pPr>
-      <w:r>
-        <w:rPr>
-          <w:noProof/>
-          <w:lang w:val="ru-RU" w:eastAsia="ru-RU"/>
-        </w:rPr>
-        <w:drawing>
-          <wp:inline distT="0" distB="0" distL="0" distR="0" wp14:anchorId="4EB1A40A" wp14:editId="0DE56CA0">
-            <wp:extent cx="5941695" cy="1768475"/>
-            <wp:effectExtent l="0" t="0" r="1905" b="3175"/>
-            <wp:docPr id="19" name="Рисунок 19"/>
-            <wp:cNvGraphicFramePr>
-              <a:graphicFrameLocks xmlns:a="http://schemas.openxmlformats.org/drawingml/2006/main" noChangeAspect="1"/>
-            </wp:cNvGraphicFramePr>
-            <a:graphic xmlns:a="http://schemas.openxmlformats.org/drawingml/2006/main">
-              <a:graphicData uri="http://schemas.openxmlformats.org/drawingml/2006/picture">
-                <pic:pic xmlns:pic="http://schemas.openxmlformats.org/drawingml/2006/picture">
-                  <pic:nvPicPr>
-                    <pic:cNvPr id="1" name=""/>
-                    <pic:cNvPicPr/>
-                  </pic:nvPicPr>
-                  <pic:blipFill>
-                    <a:blip r:embed="rId21"/>
-                    <a:stretch>
-                      <a:fillRect/>
-                    </a:stretch>
-                  </pic:blipFill>
-                  <pic:spPr>
-                    <a:xfrm>
-                      <a:off x="0" y="0"/>
-                      <a:ext cx="5941695" cy="1768475"/>
-                    </a:xfrm>
-                    <a:prstGeom prst="rect">
-                      <a:avLst/>
-                    </a:prstGeom>
-                  </pic:spPr>
-                </pic:pic>
-              </a:graphicData>
-            </a:graphic>
-          </wp:inline>
-        </w:drawing>
-      </w:r>
-    </w:p>
-    <w:p>
-      <w:pPr>
-        <w:spacing w:line="240" w:lineRule="auto"/>
-        <w:rPr>
-          <w:rFonts w:ascii="Times New Roman" w:eastAsia="Times New Roman" w:hAnsi="Times New Roman" w:cs="Times New Roman"/>
-          <w:b/>
-          <w:color w:val="000000"/>
-          <w:sz w:val="32"/>
-          <w:szCs w:val="32"/>
-          <w:lang w:val="ru-RU"/>
-        </w:rPr>
-      </w:pPr>
-      <w:r>
-        <w:rPr>
-          <w:noProof/>
-          <w:lang w:val="ru-RU" w:eastAsia="ru-RU"/>
-        </w:rPr>
-        <w:drawing>
-          <wp:inline distT="0" distB="0" distL="0" distR="0" wp14:anchorId="34A3F781" wp14:editId="0AD318AC">
-            <wp:extent cx="5941695" cy="1583055"/>
-            <wp:effectExtent l="0" t="0" r="1905" b="0"/>
-            <wp:docPr id="20" name="Рисунок 20"/>
-            <wp:cNvGraphicFramePr>
-              <a:graphicFrameLocks xmlns:a="http://schemas.openxmlformats.org/drawingml/2006/main" noChangeAspect="1"/>
-            </wp:cNvGraphicFramePr>
-            <a:graphic xmlns:a="http://schemas.openxmlformats.org/drawingml/2006/main">
-              <a:graphicData uri="http://schemas.openxmlformats.org/drawingml/2006/picture">
-                <pic:pic xmlns:pic="http://schemas.openxmlformats.org/drawingml/2006/picture">
-                  <pic:nvPicPr>
-                    <pic:cNvPr id="1" name=""/>
-                    <pic:cNvPicPr/>
-                  </pic:nvPicPr>
-                  <pic:blipFill>
-                    <a:blip r:embed="rId22"/>
-                    <a:stretch>
-                      <a:fillRect/>
-                    </a:stretch>
-                  </pic:blipFill>
-                  <pic:spPr>
-                    <a:xfrm>
-                      <a:off x="0" y="0"/>
-                      <a:ext cx="5941695" cy="1583055"/>
-                    </a:xfrm>
-                    <a:prstGeom prst="rect">
-                      <a:avLst/>
-                    </a:prstGeom>
-                  </pic:spPr>
-                </pic:pic>
-              </a:graphicData>
-            </a:graphic>
-          </wp:inline>
-        </w:drawing>
-      </w:r>
-    </w:p>
-    <w:p>
-      <w:pPr>
-        <w:spacing w:line="240" w:lineRule="auto"/>
-        <w:rPr>
-          <w:rFonts w:ascii="Times New Roman" w:eastAsia="Times New Roman" w:hAnsi="Times New Roman" w:cs="Times New Roman"/>
-          <w:b/>
-          <w:color w:val="000000"/>
-          <w:sz w:val="32"/>
-          <w:szCs w:val="32"/>
-          <w:lang w:val="ru-RU"/>
-        </w:rPr>
-      </w:pPr>
-      <w:r>
-        <w:rPr>
-          <w:noProof/>
-          <w:lang w:val="ru-RU" w:eastAsia="ru-RU"/>
-        </w:rPr>
-        <w:drawing>
-          <wp:inline distT="0" distB="0" distL="0" distR="0" wp14:anchorId="504A2C09" wp14:editId="73F7E1DF">
-            <wp:extent cx="5941695" cy="1687830"/>
-            <wp:effectExtent l="0" t="0" r="1905" b="7620"/>
-            <wp:docPr id="21" name="Рисунок 21"/>
-            <wp:cNvGraphicFramePr>
-              <a:graphicFrameLocks xmlns:a="http://schemas.openxmlformats.org/drawingml/2006/main" noChangeAspect="1"/>
-            </wp:cNvGraphicFramePr>
-            <a:graphic xmlns:a="http://schemas.openxmlformats.org/drawingml/2006/main">
-              <a:graphicData uri="http://schemas.openxmlformats.org/drawingml/2006/picture">
-                <pic:pic xmlns:pic="http://schemas.openxmlformats.org/drawingml/2006/picture">
-                  <pic:nvPicPr>
-                    <pic:cNvPr id="1" name=""/>
-                    <pic:cNvPicPr/>
-                  </pic:nvPicPr>
-                  <pic:blipFill>
-                    <a:blip r:embed="rId23"/>
-                    <a:stretch>
-                      <a:fillRect/>
-                    </a:stretch>
-                  </pic:blipFill>
-                  <pic:spPr>
-                    <a:xfrm>
-                      <a:off x="0" y="0"/>
-                      <a:ext cx="5941695" cy="1687830"/>
-                    </a:xfrm>
-                    <a:prstGeom prst="rect">
-                      <a:avLst/>
-                    </a:prstGeom>
-                  </pic:spPr>
-                </pic:pic>
-              </a:graphicData>
-            </a:graphic>
-          </wp:inline>
-        </w:drawing>
-      </w:r>
-    </w:p>
-    <w:p>
-      <w:pPr>
-        <w:spacing w:line="240" w:lineRule="auto"/>
-        <w:rPr>
-          <w:rFonts w:ascii="Times New Roman" w:eastAsia="Times New Roman" w:hAnsi="Times New Roman" w:cs="Times New Roman"/>
-          <w:b/>
-          <w:color w:val="000000"/>
-          <w:sz w:val="32"/>
-          <w:szCs w:val="32"/>
-          <w:lang w:val="ru-RU"/>
-        </w:rPr>
-      </w:pPr>
-      <w:r>
-        <w:rPr>
-          <w:noProof/>
-          <w:lang w:val="ru-RU" w:eastAsia="ru-RU"/>
-        </w:rPr>
-        <w:drawing>
-          <wp:inline distT="0" distB="0" distL="0" distR="0" wp14:anchorId="08913920" wp14:editId="1A177FF7">
-            <wp:extent cx="5941695" cy="1793875"/>
-            <wp:effectExtent l="0" t="0" r="1905" b="0"/>
-            <wp:docPr id="22" name="Рисунок 22"/>
-            <wp:cNvGraphicFramePr>
-              <a:graphicFrameLocks xmlns:a="http://schemas.openxmlformats.org/drawingml/2006/main" noChangeAspect="1"/>
-            </wp:cNvGraphicFramePr>
-            <a:graphic xmlns:a="http://schemas.openxmlformats.org/drawingml/2006/main">
-              <a:graphicData uri="http://schemas.openxmlformats.org/drawingml/2006/picture">
-                <pic:pic xmlns:pic="http://schemas.openxmlformats.org/drawingml/2006/picture">
-                  <pic:nvPicPr>
-                    <pic:cNvPr id="1" name=""/>
-                    <pic:cNvPicPr/>
-                  </pic:nvPicPr>
-                  <pic:blipFill>
-                    <a:blip r:embed="rId24"/>
-                    <a:stretch>
-                      <a:fillRect/>
-                    </a:stretch>
-                  </pic:blipFill>
-                  <pic:spPr>
-                    <a:xfrm>
-                      <a:off x="0" y="0"/>
-                      <a:ext cx="5941695" cy="1793875"/>
-                    </a:xfrm>
-                    <a:prstGeom prst="rect">
-                      <a:avLst/>
-                    </a:prstGeom>
-                  </pic:spPr>
-                </pic:pic>
-              </a:graphicData>
-            </a:graphic>
-          </wp:inline>
-        </w:drawing>
-      </w:r>
-    </w:p>
-    <w:p>
-      <w:pPr>
-        <w:spacing w:line="240" w:lineRule="auto"/>
-        <w:rPr>
-          <w:rFonts w:ascii="Times New Roman" w:eastAsia="Times New Roman" w:hAnsi="Times New Roman" w:cs="Times New Roman"/>
-          <w:b/>
-          <w:color w:val="000000"/>
-          <w:sz w:val="32"/>
-          <w:szCs w:val="32"/>
-          <w:lang w:val="ru-RU"/>
-        </w:rPr>
-      </w:pPr>
-      <w:r>
-        <w:rPr>
-          <w:noProof/>
-          <w:lang w:val="ru-RU" w:eastAsia="ru-RU"/>
-        </w:rPr>
-        <w:lastRenderedPageBreak/>
-        <w:drawing>
-          <wp:inline distT="0" distB="0" distL="0" distR="0" wp14:anchorId="462B3608" wp14:editId="26EDA6D8">
-            <wp:extent cx="5941695" cy="1710690"/>
-            <wp:effectExtent l="0" t="0" r="1905" b="3810"/>
-            <wp:docPr id="23" name="Рисунок 23"/>
-            <wp:cNvGraphicFramePr>
-              <a:graphicFrameLocks xmlns:a="http://schemas.openxmlformats.org/drawingml/2006/main" noChangeAspect="1"/>
-            </wp:cNvGraphicFramePr>
-            <a:graphic xmlns:a="http://schemas.openxmlformats.org/drawingml/2006/main">
-              <a:graphicData uri="http://schemas.openxmlformats.org/drawingml/2006/picture">
-                <pic:pic xmlns:pic="http://schemas.openxmlformats.org/drawingml/2006/picture">
-                  <pic:nvPicPr>
-                    <pic:cNvPr id="1" name=""/>
-                    <pic:cNvPicPr/>
-                  </pic:nvPicPr>
-                  <pic:blipFill>
-                    <a:blip r:embed="rId25"/>
-                    <a:stretch>
-                      <a:fillRect/>
-                    </a:stretch>
-                  </pic:blipFill>
-                  <pic:spPr>
-                    <a:xfrm>
-                      <a:off x="0" y="0"/>
-                      <a:ext cx="5941695" cy="1710690"/>
-                    </a:xfrm>
-                    <a:prstGeom prst="rect">
-                      <a:avLst/>
-                    </a:prstGeom>
-                  </pic:spPr>
-                </pic:pic>
-              </a:graphicData>
-            </a:graphic>
-          </wp:inline>
-        </w:drawing>
-      </w:r>
-    </w:p>
-    <w:p>
-      <w:pPr>
-        <w:spacing w:line="240" w:lineRule="auto"/>
-        <w:rPr>
-          <w:rFonts w:ascii="Times New Roman" w:eastAsia="Times New Roman" w:hAnsi="Times New Roman" w:cs="Times New Roman"/>
-          <w:b/>
-          <w:color w:val="000000"/>
-          <w:sz w:val="32"/>
-          <w:szCs w:val="32"/>
-          <w:lang w:val="ru-RU"/>
-        </w:rPr>
-      </w:pPr>
-    </w:p>
-    <w:p>
-      <w:pPr>
-        <w:spacing w:line="240" w:lineRule="auto"/>
-        <w:rPr>
-          <w:rFonts w:ascii="Times New Roman" w:eastAsia="Times New Roman" w:hAnsi="Times New Roman" w:cs="Times New Roman"/>
-          <w:b/>
-          <w:color w:val="000000"/>
-          <w:sz w:val="32"/>
-          <w:szCs w:val="32"/>
-          <w:lang w:val="ru-RU"/>
-        </w:rPr>
-      </w:pPr>
-      <w:r>
-        <w:rPr>
-          <w:noProof/>
-          <w:lang w:val="ru-RU" w:eastAsia="ru-RU"/>
-        </w:rPr>
-        <w:drawing>
-          <wp:inline distT="0" distB="0" distL="0" distR="0" wp14:anchorId="4C7BC3ED" wp14:editId="5B7101ED">
-            <wp:extent cx="5941695" cy="1636395"/>
-            <wp:effectExtent l="0" t="0" r="1905" b="1905"/>
-            <wp:docPr id="10" name="Рисунок 10"/>
-            <wp:cNvGraphicFramePr>
-              <a:graphicFrameLocks xmlns:a="http://schemas.openxmlformats.org/drawingml/2006/main" noChangeAspect="1"/>
-            </wp:cNvGraphicFramePr>
-            <a:graphic xmlns:a="http://schemas.openxmlformats.org/drawingml/2006/main">
-              <a:graphicData uri="http://schemas.openxmlformats.org/drawingml/2006/picture">
-                <pic:pic xmlns:pic="http://schemas.openxmlformats.org/drawingml/2006/picture">
-                  <pic:nvPicPr>
-                    <pic:cNvPr id="1" name=""/>
-                    <pic:cNvPicPr/>
-                  </pic:nvPicPr>
-                  <pic:blipFill>
-                    <a:blip r:embed="rId26"/>
-                    <a:stretch>
-                      <a:fillRect/>
-                    </a:stretch>
-                  </pic:blipFill>
-                  <pic:spPr>
-                    <a:xfrm>
-                      <a:off x="0" y="0"/>
-                      <a:ext cx="5941695" cy="1636395"/>
-                    </a:xfrm>
-                    <a:prstGeom prst="rect">
-                      <a:avLst/>
-                    </a:prstGeom>
-                  </pic:spPr>
-                </pic:pic>
-              </a:graphicData>
-            </a:graphic>
-          </wp:inline>
-        </w:drawing>
-      </w:r>
-    </w:p>
-    <w:p>
-      <w:pPr>
-        <w:spacing w:line="240" w:lineRule="auto"/>
-        <w:rPr>
-          <w:rFonts w:ascii="Times New Roman" w:eastAsia="Times New Roman" w:hAnsi="Times New Roman" w:cs="Times New Roman"/>
-          <w:b/>
-          <w:color w:val="000000"/>
-          <w:sz w:val="32"/>
-          <w:szCs w:val="32"/>
-          <w:lang w:val="ru-RU"/>
-        </w:rPr>
-      </w:pPr>
-      <w:bookmarkStart w:id="1" w:name="_GoBack"/>
-      <w:bookmarkEnd w:id="1"/>
-    </w:p>
-    <w:p>
-      <w:pPr>
-        <w:spacing w:line="240" w:lineRule="auto"/>
-        <w:rPr>
-          <w:rFonts w:ascii="Times New Roman" w:eastAsia="Times New Roman" w:hAnsi="Times New Roman" w:cs="Times New Roman"/>
-          <w:b/>
-          <w:color w:val="000000"/>
-          <w:sz w:val="32"/>
-          <w:szCs w:val="32"/>
-          <w:lang w:val="ru-RU"/>
-        </w:rPr>
-      </w:pPr>
-      <w:r>
-        <w:rPr>
-          <w:rFonts w:ascii="Times New Roman" w:eastAsia="Times New Roman" w:hAnsi="Times New Roman" w:cs="Times New Roman"/>
-          <w:b/>
-          <w:color w:val="000000"/>
-          <w:sz w:val="32"/>
-          <w:szCs w:val="32"/>
-          <w:lang w:val="ru-RU"/>
-        </w:rPr>
         <w:t>Вывод</w:t>
       </w:r>
     </w:p>
@@ -6560,6 +5897,7 @@
           <w:szCs w:val="32"/>
           <w:lang w:val="ru-RU"/>
         </w:rPr>
+        <w:lastRenderedPageBreak/>
         <w:t>Программа протестирована на различных наборах данных, включая пограничные значения (0:00, 12:00, 23:59) и демонстрирует корректную работу с учетом всех правил склонения числительных и определения времени суток. Освоены ключевые аспекты обработки пользовательского ввода, работы с условными конструкциями и форматированного вывода информации.</w:t>
       </w:r>
     </w:p>
@@ -6586,7 +5924,7 @@
 </file>
 
 <file path=word/numbering.xml><?xml version="1.0" encoding="utf-8"?>
-<w:numbering xmlns:wpc="http://schemas.microsoft.com/office/word/2010/wordprocessingCanvas" xmlns:cx="http://schemas.microsoft.com/office/drawing/2014/chartex" xmlns:mc="http://schemas.openxmlformats.org/markup-compatibility/2006" xmlns:o="urn:schemas-microsoft-com:office:office" xmlns:r="http://schemas.openxmlformats.org/officeDocument/2006/relationships" xmlns:m="http://schemas.openxmlformats.org/officeDocument/2006/math" xmlns:v="urn:schemas-microsoft-com:vml" xmlns:wp14="http://schemas.microsoft.com/office/word/2010/wordprocessingDrawing" xmlns:wp="http://schemas.openxmlformats.org/drawingml/2006/wordprocessingDrawing" xmlns:w10="urn:schemas-microsoft-com:office:word" xmlns:w="http://schemas.openxmlformats.org/wordprocessingml/2006/main" xmlns:w14="http://schemas.microsoft.com/office/word/2010/wordml" xmlns:w15="http://schemas.microsoft.com/office/word/2012/wordml" xmlns:w16se="http://schemas.microsoft.com/office/word/2015/wordml/symex" xmlns:wpg="http://schemas.microsoft.com/office/word/2010/wordprocessingGroup" xmlns:wpi="http://schemas.microsoft.com/office/word/2010/wordprocessingInk" xmlns:wne="http://schemas.microsoft.com/office/word/2006/wordml" xmlns:wps="http://schemas.microsoft.com/office/word/2010/wordprocessingShape" mc:Ignorable="w14 w15 w16se wp14">
+<w:numbering xmlns:wpc="http://schemas.microsoft.com/office/word/2010/wordprocessingCanvas" xmlns:mc="http://schemas.openxmlformats.org/markup-compatibility/2006" xmlns:o="urn:schemas-microsoft-com:office:office" xmlns:r="http://schemas.openxmlformats.org/officeDocument/2006/relationships" xmlns:m="http://schemas.openxmlformats.org/officeDocument/2006/math" xmlns:v="urn:schemas-microsoft-com:vml" xmlns:wp14="http://schemas.microsoft.com/office/word/2010/wordprocessingDrawing" xmlns:wp="http://schemas.openxmlformats.org/drawingml/2006/wordprocessingDrawing" xmlns:w10="urn:schemas-microsoft-com:office:word" xmlns:w="http://schemas.openxmlformats.org/wordprocessingml/2006/main" xmlns:w14="http://schemas.microsoft.com/office/word/2010/wordml" xmlns:w15="http://schemas.microsoft.com/office/word/2012/wordml" xmlns:wpg="http://schemas.microsoft.com/office/word/2010/wordprocessingGroup" xmlns:wpi="http://schemas.microsoft.com/office/word/2010/wordprocessingInk" xmlns:wne="http://schemas.microsoft.com/office/word/2006/wordml" xmlns:wps="http://schemas.microsoft.com/office/word/2010/wordprocessingShape" mc:Ignorable="w14 w15 wp14">
   <w:abstractNum w:abstractNumId="0" w15:restartNumberingAfterBreak="0">
     <w:nsid w:val="057474EB"/>
     <w:multiLevelType w:val="multilevel"/>
@@ -7353,7 +6691,7 @@
 </file>
 
 <file path=word/styles.xml><?xml version="1.0" encoding="utf-8"?>
-<w:styles xmlns:mc="http://schemas.openxmlformats.org/markup-compatibility/2006" xmlns:r="http://schemas.openxmlformats.org/officeDocument/2006/relationships" xmlns:w="http://schemas.openxmlformats.org/wordprocessingml/2006/main" xmlns:w14="http://schemas.microsoft.com/office/word/2010/wordml" xmlns:w15="http://schemas.microsoft.com/office/word/2012/wordml" xmlns:w16se="http://schemas.microsoft.com/office/word/2015/wordml/symex" mc:Ignorable="w14 w15 w16se">
+<w:styles xmlns:mc="http://schemas.openxmlformats.org/markup-compatibility/2006" xmlns:r="http://schemas.openxmlformats.org/officeDocument/2006/relationships" xmlns:w="http://schemas.openxmlformats.org/wordprocessingml/2006/main" xmlns:w14="http://schemas.microsoft.com/office/word/2010/wordml" xmlns:w15="http://schemas.microsoft.com/office/word/2012/wordml" mc:Ignorable="w14 w15">
   <w:docDefaults>
     <w:rPrDefault>
       <w:rPr>
